--- a/senedler/word/az/AIVanta Is Qaydalari - IT Security (AZ).docx
+++ b/senedler/word/az/AIVanta Is Qaydalari - IT Security (AZ).docx
@@ -56,7 +56,7 @@
           <w:color w:val="14181F"/>
           <w:sz w:val="38"/>
         </w:rPr>
-        <w:t>IT Security — iş qaydaları</w:t>
+        <w:t>IT Security — İş Qaydaları</w:t>
       </w:r>
     </w:p>
     <w:p>
@@ -66,7 +66,24 @@
           <w:color w:val="22262E"/>
           <w:sz w:val="21"/>
         </w:rPr>
-        <w:t>Ümumi qaydalar burada da keçərlidir. Aşağıdakılar təhlükəsizlik işlərinə xas əlavələrdir. Bu sahədə qaydalar ən sərtdir — istisna yoxdur.</w:t>
+        <w:t xml:space="preserve">Ümumi qaydalar tam keçərlidir. Bu sahədə qaydalar ən sərtdir — </w:t>
+      </w:r>
+      <w:r>
+        <w:rPr>
+          <w:rFonts w:ascii="Segoe UI" w:hAnsi="Segoe UI"/>
+          <w:b/>
+          <w:color w:val="14181F"/>
+          <w:sz w:val="21"/>
+        </w:rPr>
+        <w:t>istisna yoxdur.</w:t>
+      </w:r>
+      <w:r>
+        <w:rPr>
+          <w:rFonts w:ascii="Segoe UI" w:hAnsi="Segoe UI"/>
+          <w:color w:val="22262E"/>
+          <w:sz w:val="21"/>
+        </w:rPr>
+        <w:t xml:space="preserve"> Aşağıda metodologiya, tool stack və prosedurlar.</w:t>
       </w:r>
     </w:p>
     <w:p>
@@ -84,7 +101,438 @@
           <w:color w:val="0B7A67"/>
           <w:sz w:val="26"/>
         </w:rPr>
-        <w:t>Başlamazdan əvvəl — məcburi şərtlər</w:t>
+        <w:t>1. Metodologiya</w:t>
+      </w:r>
+    </w:p>
+    <w:p>
+      <w:r>
+        <w:rPr>
+          <w:rFonts w:ascii="Segoe UI" w:hAnsi="Segoe UI"/>
+          <w:color w:val="22262E"/>
+          <w:sz w:val="21"/>
+        </w:rPr>
+        <w:t>Tanınmış çərçivələrə əsaslanırıq — "öz bildiyimiz kimi" yox:</w:t>
+      </w:r>
+    </w:p>
+    <w:p>
+      <w:pPr>
+        <w:pStyle w:val="ListBullet"/>
+        <w:spacing w:after="80"/>
+      </w:pPr>
+      <w:r>
+        <w:rPr>
+          <w:rFonts w:ascii="Segoe UI" w:hAnsi="Segoe UI"/>
+          <w:b/>
+          <w:color w:val="14181F"/>
+          <w:sz w:val="21"/>
+        </w:rPr>
+        <w:t>OWASP</w:t>
+      </w:r>
+      <w:r>
+        <w:rPr>
+          <w:rFonts w:ascii="Segoe UI" w:hAnsi="Segoe UI"/>
+          <w:color w:val="22262E"/>
+          <w:sz w:val="21"/>
+        </w:rPr>
+        <w:t xml:space="preserve"> (WSTG + Top 10) — veb tətbiqlər</w:t>
+      </w:r>
+    </w:p>
+    <w:p>
+      <w:pPr>
+        <w:pStyle w:val="ListBullet"/>
+        <w:spacing w:after="80"/>
+      </w:pPr>
+      <w:r>
+        <w:rPr>
+          <w:rFonts w:ascii="Segoe UI" w:hAnsi="Segoe UI"/>
+          <w:b/>
+          <w:color w:val="14181F"/>
+          <w:sz w:val="21"/>
+        </w:rPr>
+        <w:t>PTES</w:t>
+      </w:r>
+      <w:r>
+        <w:rPr>
+          <w:rFonts w:ascii="Segoe UI" w:hAnsi="Segoe UI"/>
+          <w:color w:val="22262E"/>
+          <w:sz w:val="21"/>
+        </w:rPr>
+        <w:t xml:space="preserve"> — penetration test prosesi</w:t>
+      </w:r>
+    </w:p>
+    <w:p>
+      <w:pPr>
+        <w:pStyle w:val="ListBullet"/>
+        <w:spacing w:after="80"/>
+      </w:pPr>
+      <w:r>
+        <w:rPr>
+          <w:rFonts w:ascii="Segoe UI" w:hAnsi="Segoe UI"/>
+          <w:b/>
+          <w:color w:val="14181F"/>
+          <w:sz w:val="21"/>
+        </w:rPr>
+        <w:t>NIST 800-115</w:t>
+      </w:r>
+      <w:r>
+        <w:rPr>
+          <w:rFonts w:ascii="Segoe UI" w:hAnsi="Segoe UI"/>
+          <w:color w:val="22262E"/>
+          <w:sz w:val="21"/>
+        </w:rPr>
+        <w:t xml:space="preserve"> — texniki test metodologiyası</w:t>
+      </w:r>
+    </w:p>
+    <w:p>
+      <w:pPr>
+        <w:pStyle w:val="ListBullet"/>
+        <w:spacing w:after="80"/>
+      </w:pPr>
+      <w:r>
+        <w:rPr>
+          <w:rFonts w:ascii="Segoe UI" w:hAnsi="Segoe UI"/>
+          <w:b/>
+          <w:color w:val="14181F"/>
+          <w:sz w:val="21"/>
+        </w:rPr>
+        <w:t>MITRE ATT&amp;CK</w:t>
+      </w:r>
+      <w:r>
+        <w:rPr>
+          <w:rFonts w:ascii="Segoe UI" w:hAnsi="Segoe UI"/>
+          <w:color w:val="22262E"/>
+          <w:sz w:val="21"/>
+        </w:rPr>
+        <w:t xml:space="preserve"> — hücum texnikaları istinadı</w:t>
+      </w:r>
+    </w:p>
+    <w:p>
+      <w:pPr>
+        <w:keepNext/>
+        <w:spacing w:before="280" w:after="100"/>
+        <w:pBdr>
+          <w:bottom w:val="single" w:sz="6" w:space="3" w:color="D7DBE0"/>
+        </w:pBdr>
+      </w:pPr>
+      <w:r>
+        <w:rPr>
+          <w:rFonts w:ascii="Segoe UI" w:hAnsi="Segoe UI"/>
+          <w:b/>
+          <w:color w:val="0B7A67"/>
+          <w:sz w:val="26"/>
+        </w:rPr>
+        <w:t>2. Tool stack (standart)</w:t>
+      </w:r>
+    </w:p>
+    <w:tbl>
+      <w:tblPr>
+        <w:tblW w:type="auto" w:w="0"/>
+        <w:jc w:val="center"/>
+        <w:tblLayout w:type="autofit"/>
+        <w:tblLook w:firstColumn="1" w:firstRow="1" w:lastColumn="0" w:lastRow="0" w:noHBand="0" w:noVBand="1" w:val="04A0"/>
+        <w:tblBorders>
+          <w:top w:val="single" w:sz="6" w:space="0" w:color="D7DBE0"/>
+          <w:left w:val="single" w:sz="6" w:space="0" w:color="D7DBE0"/>
+          <w:bottom w:val="single" w:sz="6" w:space="0" w:color="D7DBE0"/>
+          <w:right w:val="single" w:sz="6" w:space="0" w:color="D7DBE0"/>
+          <w:insideH w:val="single" w:sz="6" w:space="0" w:color="D7DBE0"/>
+          <w:insideV w:val="single" w:sz="6" w:space="0" w:color="D7DBE0"/>
+        </w:tblBorders>
+      </w:tblPr>
+      <w:tblGrid>
+        <w:gridCol w:w="4873"/>
+        <w:gridCol w:w="4873"/>
+      </w:tblGrid>
+      <w:tr>
+        <w:tc>
+          <w:tcPr>
+            <w:tcW w:type="dxa" w:w="4873"/>
+            <w:shd w:val="clear" w:fill="0B7A67"/>
+          </w:tcPr>
+          <w:p>
+            <w:r>
+              <w:rPr>
+                <w:rFonts w:ascii="Segoe UI" w:hAnsi="Segoe UI"/>
+                <w:b/>
+                <w:color w:val="FFFFFF"/>
+                <w:sz w:val="19"/>
+              </w:rPr>
+              <w:t>Faza</w:t>
+            </w:r>
+          </w:p>
+        </w:tc>
+        <w:tc>
+          <w:tcPr>
+            <w:tcW w:type="dxa" w:w="4873"/>
+            <w:shd w:val="clear" w:fill="0B7A67"/>
+          </w:tcPr>
+          <w:p>
+            <w:r>
+              <w:rPr>
+                <w:rFonts w:ascii="Segoe UI" w:hAnsi="Segoe UI"/>
+                <w:b/>
+                <w:color w:val="FFFFFF"/>
+                <w:sz w:val="19"/>
+              </w:rPr>
+              <w:t>Tool</w:t>
+            </w:r>
+          </w:p>
+        </w:tc>
+      </w:tr>
+      <w:tr>
+        <w:tc>
+          <w:tcPr>
+            <w:tcW w:type="dxa" w:w="4873"/>
+          </w:tcPr>
+          <w:p>
+            <w:pPr>
+              <w:spacing w:after="40"/>
+            </w:pPr>
+            <w:r>
+              <w:rPr>
+                <w:rFonts w:ascii="Segoe UI" w:hAnsi="Segoe UI"/>
+                <w:color w:val="22262E"/>
+                <w:sz w:val="19"/>
+              </w:rPr>
+              <w:t>Kəşf / skan</w:t>
+            </w:r>
+          </w:p>
+        </w:tc>
+        <w:tc>
+          <w:tcPr>
+            <w:tcW w:type="dxa" w:w="4873"/>
+          </w:tcPr>
+          <w:p>
+            <w:pPr>
+              <w:spacing w:after="40"/>
+            </w:pPr>
+            <w:r>
+              <w:rPr>
+                <w:rFonts w:ascii="Segoe UI" w:hAnsi="Segoe UI"/>
+                <w:b/>
+                <w:color w:val="14181F"/>
+                <w:sz w:val="19"/>
+              </w:rPr>
+              <w:t>Nmap</w:t>
+            </w:r>
+            <w:r>
+              <w:rPr>
+                <w:rFonts w:ascii="Segoe UI" w:hAnsi="Segoe UI"/>
+                <w:color w:val="22262E"/>
+                <w:sz w:val="19"/>
+              </w:rPr>
+              <w:t>, nuclei, ffuf</w:t>
+            </w:r>
+          </w:p>
+        </w:tc>
+      </w:tr>
+      <w:tr>
+        <w:tc>
+          <w:tcPr>
+            <w:tcW w:type="dxa" w:w="4873"/>
+            <w:shd w:val="clear" w:fill="F4F6F8"/>
+          </w:tcPr>
+          <w:p>
+            <w:pPr>
+              <w:spacing w:after="40"/>
+            </w:pPr>
+            <w:r>
+              <w:rPr>
+                <w:rFonts w:ascii="Segoe UI" w:hAnsi="Segoe UI"/>
+                <w:color w:val="22262E"/>
+                <w:sz w:val="19"/>
+              </w:rPr>
+              <w:t>Veb tətbiq</w:t>
+            </w:r>
+          </w:p>
+        </w:tc>
+        <w:tc>
+          <w:tcPr>
+            <w:tcW w:type="dxa" w:w="4873"/>
+            <w:shd w:val="clear" w:fill="F4F6F8"/>
+          </w:tcPr>
+          <w:p>
+            <w:pPr>
+              <w:spacing w:after="40"/>
+            </w:pPr>
+            <w:r>
+              <w:rPr>
+                <w:rFonts w:ascii="Segoe UI" w:hAnsi="Segoe UI"/>
+                <w:b/>
+                <w:color w:val="14181F"/>
+                <w:sz w:val="19"/>
+              </w:rPr>
+              <w:t>Burp Suite Pro</w:t>
+            </w:r>
+            <w:r>
+              <w:rPr>
+                <w:rFonts w:ascii="Segoe UI" w:hAnsi="Segoe UI"/>
+                <w:color w:val="22262E"/>
+                <w:sz w:val="19"/>
+              </w:rPr>
+              <w:t>, sqlmap</w:t>
+            </w:r>
+          </w:p>
+        </w:tc>
+      </w:tr>
+      <w:tr>
+        <w:tc>
+          <w:tcPr>
+            <w:tcW w:type="dxa" w:w="4873"/>
+          </w:tcPr>
+          <w:p>
+            <w:pPr>
+              <w:spacing w:after="40"/>
+            </w:pPr>
+            <w:r>
+              <w:rPr>
+                <w:rFonts w:ascii="Segoe UI" w:hAnsi="Segoe UI"/>
+                <w:color w:val="22262E"/>
+                <w:sz w:val="19"/>
+              </w:rPr>
+              <w:t>Zəiflik skanı</w:t>
+            </w:r>
+          </w:p>
+        </w:tc>
+        <w:tc>
+          <w:tcPr>
+            <w:tcW w:type="dxa" w:w="4873"/>
+          </w:tcPr>
+          <w:p>
+            <w:pPr>
+              <w:spacing w:after="40"/>
+            </w:pPr>
+            <w:r>
+              <w:rPr>
+                <w:rFonts w:ascii="Segoe UI" w:hAnsi="Segoe UI"/>
+                <w:b/>
+                <w:color w:val="14181F"/>
+                <w:sz w:val="19"/>
+              </w:rPr>
+              <w:t>Nessus</w:t>
+            </w:r>
+            <w:r>
+              <w:rPr>
+                <w:rFonts w:ascii="Segoe UI" w:hAnsi="Segoe UI"/>
+                <w:color w:val="22262E"/>
+                <w:sz w:val="19"/>
+              </w:rPr>
+              <w:t xml:space="preserve"> / </w:t>
+            </w:r>
+            <w:r>
+              <w:rPr>
+                <w:rFonts w:ascii="Segoe UI" w:hAnsi="Segoe UI"/>
+                <w:b/>
+                <w:color w:val="14181F"/>
+                <w:sz w:val="19"/>
+              </w:rPr>
+              <w:t>OpenVAS</w:t>
+            </w:r>
+          </w:p>
+        </w:tc>
+      </w:tr>
+      <w:tr>
+        <w:tc>
+          <w:tcPr>
+            <w:tcW w:type="dxa" w:w="4873"/>
+            <w:shd w:val="clear" w:fill="F4F6F8"/>
+          </w:tcPr>
+          <w:p>
+            <w:pPr>
+              <w:spacing w:after="40"/>
+            </w:pPr>
+            <w:r>
+              <w:rPr>
+                <w:rFonts w:ascii="Segoe UI" w:hAnsi="Segoe UI"/>
+                <w:color w:val="22262E"/>
+                <w:sz w:val="19"/>
+              </w:rPr>
+              <w:t>İstismar (exploit)</w:t>
+            </w:r>
+          </w:p>
+        </w:tc>
+        <w:tc>
+          <w:tcPr>
+            <w:tcW w:type="dxa" w:w="4873"/>
+            <w:shd w:val="clear" w:fill="F4F6F8"/>
+          </w:tcPr>
+          <w:p>
+            <w:pPr>
+              <w:spacing w:after="40"/>
+            </w:pPr>
+            <w:r>
+              <w:rPr>
+                <w:rFonts w:ascii="Segoe UI" w:hAnsi="Segoe UI"/>
+                <w:b/>
+                <w:color w:val="14181F"/>
+                <w:sz w:val="19"/>
+              </w:rPr>
+              <w:t>Metasploit</w:t>
+            </w:r>
+          </w:p>
+        </w:tc>
+      </w:tr>
+      <w:tr>
+        <w:tc>
+          <w:tcPr>
+            <w:tcW w:type="dxa" w:w="4873"/>
+          </w:tcPr>
+          <w:p>
+            <w:pPr>
+              <w:spacing w:after="40"/>
+            </w:pPr>
+            <w:r>
+              <w:rPr>
+                <w:rFonts w:ascii="Segoe UI" w:hAnsi="Segoe UI"/>
+                <w:color w:val="22262E"/>
+                <w:sz w:val="19"/>
+              </w:rPr>
+              <w:t>Hesabat / scoring</w:t>
+            </w:r>
+          </w:p>
+        </w:tc>
+        <w:tc>
+          <w:tcPr>
+            <w:tcW w:type="dxa" w:w="4873"/>
+          </w:tcPr>
+          <w:p>
+            <w:pPr>
+              <w:spacing w:after="40"/>
+            </w:pPr>
+            <w:r>
+              <w:rPr>
+                <w:rFonts w:ascii="Segoe UI" w:hAnsi="Segoe UI"/>
+                <w:b/>
+                <w:color w:val="14181F"/>
+                <w:sz w:val="19"/>
+              </w:rPr>
+              <w:t>CVSS 3.1/4.0</w:t>
+            </w:r>
+          </w:p>
+        </w:tc>
+      </w:tr>
+    </w:tbl>
+    <w:p>
+      <w:pPr>
+        <w:spacing w:after="80"/>
+      </w:pPr>
+    </w:p>
+    <w:p>
+      <w:pPr>
+        <w:keepNext/>
+        <w:spacing w:before="280" w:after="100"/>
+        <w:pBdr>
+          <w:bottom w:val="single" w:sz="6" w:space="3" w:color="D7DBE0"/>
+        </w:pBdr>
+      </w:pPr>
+      <w:r>
+        <w:rPr>
+          <w:rFonts w:ascii="Segoe UI" w:hAnsi="Segoe UI"/>
+          <w:b/>
+          <w:color w:val="0B7A67"/>
+          <w:sz w:val="26"/>
+        </w:rPr>
+        <w:t>3. Başlamazdan əvvəl — MƏCBURİ şərtlər</w:t>
       </w:r>
     </w:p>
     <w:p>
@@ -107,7 +555,7 @@
           <w:color w:val="22262E"/>
           <w:sz w:val="21"/>
         </w:rPr>
-        <w:t xml:space="preserve"> müştəri rəhbərliyindən, imzalı. Scope-dakı sistemlərin siyahısı (IP, domen, tətbiq) əlavə olunur. </w:t>
+        <w:t xml:space="preserve"> müştəri rəhbərliyindən, imzalı. Scope-dakı sistemlər (IP, domen, tətbiq) əlavə olunur. </w:t>
       </w:r>
       <w:r>
         <w:rPr>
@@ -117,6 +565,54 @@
           <w:sz w:val="21"/>
         </w:rPr>
         <w:t>Bu sənəd olmadan heç bir test, hətta port skanı belə başlamır.</w:t>
+      </w:r>
+      <w:r>
+        <w:rPr>
+          <w:rFonts w:ascii="Segoe UI" w:hAnsi="Segoe UI"/>
+          <w:color w:val="22262E"/>
+          <w:sz w:val="21"/>
+        </w:rPr>
+        <w:t xml:space="preserve"> *(Yazılı icazəsiz test = ABŞ-da CFAA üzrə cinayət riski — heç vaxt.)*</w:t>
+      </w:r>
+    </w:p>
+    <w:p>
+      <w:pPr>
+        <w:pStyle w:val="ListBullet"/>
+        <w:spacing w:after="80"/>
+      </w:pPr>
+      <w:r>
+        <w:rPr>
+          <w:rFonts w:ascii="Segoe UI" w:hAnsi="Segoe UI"/>
+          <w:b/>
+          <w:color w:val="14181F"/>
+          <w:sz w:val="21"/>
+        </w:rPr>
+        <w:t>Rules of Engagement (RoE):</w:t>
+      </w:r>
+      <w:r>
+        <w:rPr>
+          <w:rFonts w:ascii="Segoe UI" w:hAnsi="Segoe UI"/>
+          <w:color w:val="22262E"/>
+          <w:sz w:val="21"/>
+        </w:rPr>
+        <w:t xml:space="preserve"> scope daxili/xarici IP-lər, test pəncərəsi, icazəli texnikalar, </w:t>
+      </w:r>
+      <w:r>
+        <w:rPr>
+          <w:rFonts w:ascii="Segoe UI" w:hAnsi="Segoe UI"/>
+          <w:b/>
+          <w:color w:val="14181F"/>
+          <w:sz w:val="21"/>
+        </w:rPr>
+        <w:t>qadağan olunanlar</w:t>
+      </w:r>
+      <w:r>
+        <w:rPr>
+          <w:rFonts w:ascii="Segoe UI" w:hAnsi="Segoe UI"/>
+          <w:color w:val="22262E"/>
+          <w:sz w:val="21"/>
+        </w:rPr>
+        <w:t xml:space="preserve"> (məs. DoS), fövqəladə dayandırma əlaqəsi.</w:t>
       </w:r>
     </w:p>
     <w:p>
@@ -130,7 +626,7 @@
           <w:color w:val="22262E"/>
           <w:sz w:val="21"/>
         </w:rPr>
-        <w:t>Sistemlər 3-cü tərəfdədirsə (hosting, SaaS) — müştəri həmin tərəfin test icazəsini də təsdiqlədiyini yazılı bildirir (məs. cloud provayderin pentest qaydaları).</w:t>
+        <w:t>Sistemlər 3-cü tərəfdədirsə (hosting, SaaS) — müştəri həmin tərəfin test icazəsini də təsdiqlədiyini yazılı bildirir.</w:t>
       </w:r>
     </w:p>
     <w:p>
@@ -153,7 +649,7 @@
           <w:color w:val="22262E"/>
           <w:sz w:val="21"/>
         </w:rPr>
-        <w:t xml:space="preserve"> hər iki tərəfdən 24/7 telefon nömrəsi. Test zamanı gözlənilməz vəziyyət yaranarsa dərhal zəng + testin dayandırılması.</w:t>
+        <w:t xml:space="preserve"> hər iki tərəfdən 24/7 nömrə.</w:t>
       </w:r>
     </w:p>
     <w:p>
@@ -171,7 +667,7 @@
           <w:color w:val="0B7A67"/>
           <w:sz w:val="26"/>
         </w:rPr>
-        <w:t>Test qaydaları</w:t>
+        <w:t>4. Test qaydaları</w:t>
       </w:r>
     </w:p>
     <w:p>
@@ -202,7 +698,7 @@
           <w:color w:val="22262E"/>
           <w:sz w:val="21"/>
         </w:rPr>
-        <w:t xml:space="preserve"> (adətən iş saatlarından kənar). Pəncərədən kənar heç nə işlədilmir.</w:t>
+        <w:t xml:space="preserve"> (adətən iş saatından kənar). Pəncərədən kənar heç nə.</w:t>
       </w:r>
     </w:p>
     <w:p>
@@ -225,7 +721,7 @@
           <w:color w:val="22262E"/>
           <w:sz w:val="21"/>
         </w:rPr>
-        <w:t xml:space="preserve"> — test zamanı maraqlı görünsə belə. Scope genişlənməsi yalnız yeni yazılı icazə ilə.</w:t>
+        <w:t xml:space="preserve"> — maraqlı görünsə belə. Genişlənmə yalnız yeni yazılı icazə ilə.</w:t>
       </w:r>
     </w:p>
     <w:p>
@@ -239,7 +735,7 @@
           <w:color w:val="22262E"/>
           <w:sz w:val="21"/>
         </w:rPr>
-        <w:t>Xidmət kəsintisinə səbəb ola biləcək testlər (DoS xarakterli, brute force və s.) yalnız ayrıca açıq razılıqla aparılır.</w:t>
+        <w:t>Xidmət kəsintisi ehtimalı olan testlər (DoS, brute force) yalnız ayrıca açıq razılıqla.</w:t>
       </w:r>
     </w:p>
     <w:p>
@@ -253,21 +749,24 @@
           <w:color w:val="22262E"/>
           <w:sz w:val="21"/>
         </w:rPr>
-        <w:t>Tapılan zəiflikdən yalnız sübut üçün minimum istifadə olunur — data çıxarılmır, sistem dəyişdirilmir, arxa qapı qoyulmur.</w:t>
+        <w:t xml:space="preserve">Tapılan zəiflikdən yalnız </w:t>
       </w:r>
-    </w:p>
-    <w:p>
-      <w:pPr>
-        <w:pStyle w:val="ListBullet"/>
-        <w:spacing w:after="80"/>
-      </w:pPr>
+      <w:r>
+        <w:rPr>
+          <w:rFonts w:ascii="Segoe UI" w:hAnsi="Segoe UI"/>
+          <w:b/>
+          <w:color w:val="14181F"/>
+          <w:sz w:val="21"/>
+        </w:rPr>
+        <w:t>sübut üçün minimum</w:t>
+      </w:r>
       <w:r>
         <w:rPr>
           <w:rFonts w:ascii="Segoe UI" w:hAnsi="Segoe UI"/>
           <w:color w:val="22262E"/>
           <w:sz w:val="21"/>
         </w:rPr>
-        <w:t>Test zamanı əldə olunan hər şey (screenshot, log, data nümunəsi) layihə mühitində saxlanılır və hesabatdan sonra silinir.</w:t>
+        <w:t xml:space="preserve"> istifadə — data çıxarılmır, sistem dəyişdirilmir, arxa qapı qoyulmur.</w:t>
       </w:r>
     </w:p>
     <w:p>
@@ -285,30 +784,7 @@
           <w:color w:val="0B7A67"/>
           <w:sz w:val="26"/>
         </w:rPr>
-        <w:t>Tapıntı və hesabat qaydaları</w:t>
-      </w:r>
-    </w:p>
-    <w:p>
-      <w:pPr>
-        <w:pStyle w:val="ListBullet"/>
-        <w:spacing w:after="80"/>
-      </w:pPr>
-      <w:r>
-        <w:rPr>
-          <w:rFonts w:ascii="Segoe UI" w:hAnsi="Segoe UI"/>
-          <w:b/>
-          <w:color w:val="14181F"/>
-          <w:sz w:val="21"/>
-        </w:rPr>
-        <w:t>Kritik zəiflik → 24 saat içində birbaşa bildiriş.</w:t>
-      </w:r>
-      <w:r>
-        <w:rPr>
-          <w:rFonts w:ascii="Segoe UI" w:hAnsi="Segoe UI"/>
-          <w:color w:val="22262E"/>
-          <w:sz w:val="21"/>
-        </w:rPr>
-        <w:t xml:space="preserve"> Hesabatın hazır olması gözlənilmir; müştəri dərhal bağlamaq imkanı qazanır.</w:t>
+        <w:t>5. Sübut (evidence) idarəetməsi</w:t>
       </w:r>
     </w:p>
     <w:p>
@@ -322,7 +798,24 @@
           <w:color w:val="22262E"/>
           <w:sz w:val="21"/>
         </w:rPr>
-        <w:t>Hesabat formatı: hər tapıntı üçün severity (Critical/High/Medium/Low), təsvir, sübut, biznes riski, konkret remediasiya addımı. Üstündə rəhbərlik üçün texniki olmayan xülasə.</w:t>
+        <w:t xml:space="preserve">Screenshot, log, data nümunəsi — layihə mühitində, </w:t>
+      </w:r>
+      <w:r>
+        <w:rPr>
+          <w:rFonts w:ascii="Segoe UI" w:hAnsi="Segoe UI"/>
+          <w:b/>
+          <w:color w:val="14181F"/>
+          <w:sz w:val="21"/>
+        </w:rPr>
+        <w:t>şifrəli</w:t>
+      </w:r>
+      <w:r>
+        <w:rPr>
+          <w:rFonts w:ascii="Segoe UI" w:hAnsi="Segoe UI"/>
+          <w:color w:val="22262E"/>
+          <w:sz w:val="21"/>
+        </w:rPr>
+        <w:t xml:space="preserve"> saxlanılır.</w:t>
       </w:r>
     </w:p>
     <w:p>
@@ -336,24 +829,7 @@
           <w:color w:val="22262E"/>
           <w:sz w:val="21"/>
         </w:rPr>
-        <w:t xml:space="preserve">Hesabatlar və tapıntılar </w:t>
-      </w:r>
-      <w:r>
-        <w:rPr>
-          <w:rFonts w:ascii="Segoe UI" w:hAnsi="Segoe UI"/>
-          <w:b/>
-          <w:color w:val="14181F"/>
-          <w:sz w:val="21"/>
-        </w:rPr>
-        <w:t>yalnız şifrəli kanalla</w:t>
-      </w:r>
-      <w:r>
-        <w:rPr>
-          <w:rFonts w:ascii="Segoe UI" w:hAnsi="Segoe UI"/>
-          <w:color w:val="22262E"/>
-          <w:sz w:val="21"/>
-        </w:rPr>
-        <w:t xml:space="preserve"> ötürülür — adi email əlavəsi kimi göndərilmir.</w:t>
+        <w:t>Chain of custody: hansı sübut, nə vaxt, kim tərəfindən.</w:t>
       </w:r>
     </w:p>
     <w:p>
@@ -367,7 +843,7 @@
           <w:color w:val="22262E"/>
           <w:sz w:val="21"/>
         </w:rPr>
-        <w:t>Hesabat yalnız müştərinin təyin etdiyi şəxslərə verilir; bizim tərəfdə yalnız layihə komandası görür.</w:t>
+        <w:t>Hesabatdan sonra bütün sübutlar silinir (data destruction).</w:t>
       </w:r>
     </w:p>
     <w:p>
@@ -385,7 +861,30 @@
           <w:color w:val="0B7A67"/>
           <w:sz w:val="26"/>
         </w:rPr>
-        <w:t>Remediasiya və retest</w:t>
+        <w:t>6. Hesabat qaydaları</w:t>
+      </w:r>
+    </w:p>
+    <w:p>
+      <w:pPr>
+        <w:pStyle w:val="ListBullet"/>
+        <w:spacing w:after="80"/>
+      </w:pPr>
+      <w:r>
+        <w:rPr>
+          <w:rFonts w:ascii="Segoe UI" w:hAnsi="Segoe UI"/>
+          <w:b/>
+          <w:color w:val="14181F"/>
+          <w:sz w:val="21"/>
+        </w:rPr>
+        <w:t>Kritik zəiflik → 24 saat içində birbaşa bildiriş</w:t>
+      </w:r>
+      <w:r>
+        <w:rPr>
+          <w:rFonts w:ascii="Segoe UI" w:hAnsi="Segoe UI"/>
+          <w:color w:val="22262E"/>
+          <w:sz w:val="21"/>
+        </w:rPr>
+        <w:t xml:space="preserve"> (hesabat gözlənilmir).</w:t>
       </w:r>
     </w:p>
     <w:p>
@@ -399,7 +898,110 @@
           <w:color w:val="22262E"/>
           <w:sz w:val="21"/>
         </w:rPr>
-        <w:t>Remediasiya müştəridə də qala bilər, bizdə də — müqavilədə yazılır. Hər halda suallara dəstək veririk.</w:t>
+        <w:t>Format: hər tapıntı — severity (</w:t>
+      </w:r>
+      <w:r>
+        <w:rPr>
+          <w:rFonts w:ascii="Segoe UI" w:hAnsi="Segoe UI"/>
+          <w:b/>
+          <w:color w:val="14181F"/>
+          <w:sz w:val="21"/>
+        </w:rPr>
+        <w:t>CVSS</w:t>
+      </w:r>
+      <w:r>
+        <w:rPr>
+          <w:rFonts w:ascii="Segoe UI" w:hAnsi="Segoe UI"/>
+          <w:color w:val="22262E"/>
+          <w:sz w:val="21"/>
+        </w:rPr>
+        <w:t>), təsvir, sübut, biznes riski, konkret remediasiya addımı. Üstündə rəhbərlik üçün qısa xülasə.</w:t>
+      </w:r>
+    </w:p>
+    <w:p>
+      <w:pPr>
+        <w:pStyle w:val="ListBullet"/>
+        <w:spacing w:after="80"/>
+      </w:pPr>
+      <w:r>
+        <w:rPr>
+          <w:rFonts w:ascii="Segoe UI" w:hAnsi="Segoe UI"/>
+          <w:b/>
+          <w:color w:val="14181F"/>
+          <w:sz w:val="21"/>
+        </w:rPr>
+        <w:t>Hesabat yalnız şifrəli kanalla</w:t>
+      </w:r>
+      <w:r>
+        <w:rPr>
+          <w:rFonts w:ascii="Segoe UI" w:hAnsi="Segoe UI"/>
+          <w:color w:val="22262E"/>
+          <w:sz w:val="21"/>
+        </w:rPr>
+        <w:t xml:space="preserve"> — PGP / age / parolla qorunan + ayrı kanalla. Adi email əlavəsi kimi (canlı zəifliklərlə dolu) </w:t>
+      </w:r>
+      <w:r>
+        <w:rPr>
+          <w:rFonts w:ascii="Segoe UI" w:hAnsi="Segoe UI"/>
+          <w:b/>
+          <w:color w:val="14181F"/>
+          <w:sz w:val="21"/>
+        </w:rPr>
+        <w:t>heç vaxt</w:t>
+      </w:r>
+      <w:r>
+        <w:rPr>
+          <w:rFonts w:ascii="Segoe UI" w:hAnsi="Segoe UI"/>
+          <w:color w:val="22262E"/>
+          <w:sz w:val="21"/>
+        </w:rPr>
+        <w:t>.</w:t>
+      </w:r>
+    </w:p>
+    <w:p>
+      <w:pPr>
+        <w:pStyle w:val="ListBullet"/>
+        <w:spacing w:after="80"/>
+      </w:pPr>
+      <w:r>
+        <w:rPr>
+          <w:rFonts w:ascii="Segoe UI" w:hAnsi="Segoe UI"/>
+          <w:color w:val="22262E"/>
+          <w:sz w:val="21"/>
+        </w:rPr>
+        <w:t>Hesabat yalnız müştərinin təyin etdiyi şəxslərə; bizdə yalnız layihə komandası görür.</w:t>
+      </w:r>
+    </w:p>
+    <w:p>
+      <w:pPr>
+        <w:keepNext/>
+        <w:spacing w:before="280" w:after="100"/>
+        <w:pBdr>
+          <w:bottom w:val="single" w:sz="6" w:space="3" w:color="D7DBE0"/>
+        </w:pBdr>
+      </w:pPr>
+      <w:r>
+        <w:rPr>
+          <w:rFonts w:ascii="Segoe UI" w:hAnsi="Segoe UI"/>
+          <w:b/>
+          <w:color w:val="0B7A67"/>
+          <w:sz w:val="26"/>
+        </w:rPr>
+        <w:t>7. Remediasiya və retest</w:t>
+      </w:r>
+    </w:p>
+    <w:p>
+      <w:pPr>
+        <w:pStyle w:val="ListBullet"/>
+        <w:spacing w:after="80"/>
+      </w:pPr>
+      <w:r>
+        <w:rPr>
+          <w:rFonts w:ascii="Segoe UI" w:hAnsi="Segoe UI"/>
+          <w:color w:val="22262E"/>
+          <w:sz w:val="21"/>
+        </w:rPr>
+        <w:t>Remediasiya müştəridə və ya bizdə — müqavilədə. Suallara dəstək davam edir.</w:t>
       </w:r>
     </w:p>
     <w:p>
@@ -430,7 +1032,7 @@
           <w:color w:val="22262E"/>
           <w:sz w:val="21"/>
         </w:rPr>
-        <w:t>; nəticəsi yekun hesabatda "bağlandı / qismən / açıqdır" statusu ilə göstərilir.</w:t>
+        <w:t>; yekun hesabatda "bağlandı / qismən / açıqdır" statusu.</w:t>
       </w:r>
     </w:p>
     <w:p>
@@ -448,7 +1050,7 @@
           <w:color w:val="0B7A67"/>
           <w:sz w:val="26"/>
         </w:rPr>
-        <w:t>Davamlı monitorinq xidməti üçün</w:t>
+        <w:t>8. Davamlı monitorinq xidməti</w:t>
       </w:r>
     </w:p>
     <w:p>
@@ -462,7 +1064,7 @@
           <w:color w:val="22262E"/>
           <w:sz w:val="21"/>
         </w:rPr>
-        <w:t>Qoşulan log mənbələrinin siyahısı və saxlama müddəti sənədləşir.</w:t>
+        <w:t>Qoşulan log mənbələri + saxlama müddəti sənədləşir.</w:t>
       </w:r>
     </w:p>
     <w:p>
@@ -485,7 +1087,7 @@
           <w:color w:val="22262E"/>
           <w:sz w:val="21"/>
         </w:rPr>
-        <w:t xml:space="preserve"> hansı severity-də kim, hansı kanalla, hansı müddətdə məlumatlandırılır (gecə saatları daxil) — kickoff-da təsdiqlənir.</w:t>
+        <w:t xml:space="preserve"> hansı severity → kim, hansı kanal, hansı müddət (gecə saatları daxil) — kickoff-da təsdiqlənir.</w:t>
       </w:r>
     </w:p>
     <w:p>
@@ -499,7 +1101,7 @@
           <w:color w:val="22262E"/>
           <w:sz w:val="21"/>
         </w:rPr>
-        <w:t>İlk 2–4 həftə tuning dövrüdür: yalançı alarmlar təmizlənir; bu dövrdə alert axını normaldan çox ola bilər.</w:t>
+        <w:t>İlk 2–4 həftə tuning (yalançı alarm təmizlənməsi); bu dövrdə alert çox ola bilər.</w:t>
       </w:r>
     </w:p>
     <w:p>
@@ -531,7 +1133,7 @@
           <w:color w:val="0B7A67"/>
           <w:sz w:val="26"/>
         </w:rPr>
-        <w:t>Təhvildə əlavə olaraq</w:t>
+        <w:t>9. Təhvildə əlavə olaraq</w:t>
       </w:r>
     </w:p>
     <w:p>
@@ -559,7 +1161,7 @@
           <w:color w:val="22262E"/>
           <w:sz w:val="21"/>
         </w:rPr>
-        <w:t>Bizim bütün girişlərin ləğvinin təsdiqi (bu sahədə xüsusilə vacibdir).</w:t>
+        <w:t>Bütün girişlərin ləğvi təsdiqi (bu sahədə xüsusilə vacib) + sübut silinməsi.</w:t>
       </w:r>
     </w:p>
     <w:p>
@@ -573,7 +1175,7 @@
           <w:color w:val="22262E"/>
           <w:sz w:val="21"/>
         </w:rPr>
-        <w:t>Tövsiyə olunan növbəti addımlar (illik retest, monitorinq və s.).</w:t>
+        <w:t>Növbəti addım tövsiyələri (illik retest, monitorinq).</w:t>
       </w:r>
     </w:p>
     <w:sectPr>
